--- a/이탈리아 검사/2부/2부_3화_돈의_유혹.docx
+++ b/이탈리아 검사/2부/2부_3화_돈의_유혹.docx
@@ -93,7 +93,7 @@
           <w:color w:val="555555"/>
           <w:sz w:val="22"/>
         </w:rPr>
-        <w:t>(Contrada Carrubo, primi di marzo. Quarantadue ettari di ulivi e grano confiscati ai Lombardo. Un capannone con il tetto rattoppato, lo scheletro nero del trattore bruciato ancora in un angolo. Agnese, stivali di gomma, discute con Cecè, un socio di sessant'anni, davanti a una lettera della banca. Una berlina scura entra nel cortile piano, per non sporcarsi.)</w:t>
+        <w:t>(Contrada Carrubo, primi di marzo. Quarantadue ettari di ulivi e grano confiscati ai Sinagra. Un capannone con il tetto rattoppato, lo scheletro nero del trattore bruciato ancora in un angolo. Agnese, stivali di gomma, discute con Cecè, un socio di sessant'anni, davanti a una lettera della banca. Una berlina scura entra nel cortile piano, per non sporcarsi.)</w:t>
       </w:r>
     </w:p>
     <w:p>
@@ -4840,7 +4840,7 @@
           <w:i w:val="0"/>
           <w:sz w:val="22"/>
         </w:rPr>
-        <w:t>Una pagina terribile. Perché la roba non se ne va con nessuno, dottore. Resta qui. Questa terra era dei Lombardo. Prima di loro, di un barone. Adesso non è mia. È di tutti. Io ci lavoro sopra. E la roba di tutti non la vendo per un trattore.</w:t>
+        <w:t>Una pagina terribile. Perché la roba non se ne va con nessuno, dottore. Resta qui. Questa terra era dei Sinagra. Prima di loro, di un barone. Adesso non è mia. È di tutti. Io ci lavoro sopra. E la roba di tutti non la vendo per un trattore.</w:t>
       </w:r>
     </w:p>
     <w:p>
